--- a/HMI_Design/HMI Design Spec.docx
+++ b/HMI_Design/HMI Design Spec.docx
@@ -3207,7 +3207,7 @@
                 </w:tcPr>
                 <w:p>
                   <w:r>
-                    <w:t>-</w:t>
+                    <w:t>Motor links auf vend_prov fahren</w:t>
                   </w:r>
                 </w:p>
               </w:tc>
@@ -3232,7 +3232,10 @@
                     <w:ind w:left="567" w:hanging="567"/>
                   </w:pPr>
                   <w:r>
-                    <w:t>Motor links auf vend_prov fahren</w:t>
+                    <w:t xml:space="preserve">Motor links </w:t>
+                  </w:r>
+                  <w:r>
+                    <w:t>schliessen</w:t>
                   </w:r>
                 </w:p>
               </w:tc>
@@ -3248,6 +3251,7 @@
         <w:pStyle w:val="berschrift2"/>
       </w:pPr>
       <w:r>
+        <w:lastRenderedPageBreak/>
         <w:t>MANUAL</w:t>
       </w:r>
       <w:r>
@@ -3640,7 +3644,6 @@
         <w:pStyle w:val="berschrift2"/>
       </w:pPr>
       <w:r>
-        <w:lastRenderedPageBreak/>
         <w:t>MANUAL_R</w:t>
       </w:r>
     </w:p>
@@ -4417,6 +4420,7 @@
         <w:pStyle w:val="berschrift2"/>
       </w:pPr>
       <w:r>
+        <w:lastRenderedPageBreak/>
         <w:t>AUTO</w:t>
       </w:r>
     </w:p>
@@ -4805,7 +4809,6 @@
         <w:pStyle w:val="berschrift2"/>
       </w:pPr>
       <w:r>
-        <w:lastRenderedPageBreak/>
         <w:t>EDGE</w:t>
       </w:r>
       <w:r>
@@ -11015,7 +11018,7 @@
 
 <file path=word/webextensions/taskpanes.xml><?xml version="1.0" encoding="utf-8"?>
 <wetp:taskpanes xmlns:wetp="http://schemas.microsoft.com/office/webextensions/taskpanes/2010/11">
-  <wetp:taskpane dockstate="right" visibility="0" width="525" row="1">
+  <wetp:taskpane dockstate="right" visibility="0" width="350" row="1">
     <wetp:webextensionref xmlns:r="http://schemas.openxmlformats.org/officeDocument/2006/relationships" r:id="rId1"/>
   </wetp:taskpane>
 </wetp:taskpanes>
@@ -11047,10 +11050,21 @@
 </file>
 
 <file path=customXml/item2.xml><?xml version="1.0" encoding="utf-8"?>
-<b:Sources xmlns:b="http://schemas.openxmlformats.org/officeDocument/2006/bibliography" xmlns="http://schemas.openxmlformats.org/officeDocument/2006/bibliography" SelectedStyle="\APA.XSL" StyleName="APA"/>
+<p:properties xmlns:p="http://schemas.microsoft.com/office/2006/metadata/properties" xmlns:xsi="http://www.w3.org/2001/XMLSchema-instance" xmlns:pc="http://schemas.microsoft.com/office/infopath/2007/PartnerControls">
+  <documentManagement/>
+</p:properties>
 </file>
 
 <file path=customXml/item3.xml><?xml version="1.0" encoding="utf-8"?>
+<?mso-contentType ?>
+<FormTemplates xmlns="http://schemas.microsoft.com/sharepoint/v3/contenttype/forms">
+  <Display>DocumentLibraryForm</Display>
+  <Edit>DocumentLibraryForm</Edit>
+  <New>DocumentLibraryForm</New>
+</FormTemplates>
+</file>
+
+<file path=customXml/item4.xml><?xml version="1.0" encoding="utf-8"?>
 <ct:contentTypeSchema xmlns:ct="http://schemas.microsoft.com/office/2006/metadata/contentType" xmlns:ma="http://schemas.microsoft.com/office/2006/metadata/properties/metaAttributes" ct:_="" ma:_="" ma:contentTypeName="Dokument" ma:contentTypeID="0x0101007903E6EB9CF02E4A9D445768F33CE8A0" ma:contentTypeVersion="10" ma:contentTypeDescription="Ein neues Dokument erstellen." ma:contentTypeScope="" ma:versionID="6ae922be011154ab15be9f8e392bd017">
   <xsd:schema xmlns:xsd="http://www.w3.org/2001/XMLSchema" xmlns:xs="http://www.w3.org/2001/XMLSchema" xmlns:p="http://schemas.microsoft.com/office/2006/metadata/properties" xmlns:ns2="9c9658b7-70b6-4a85-98d8-6fbbaa45c305" xmlns:ns3="469fef08-e3b5-4743-af2d-0bc6e31c71c1" targetNamespace="http://schemas.microsoft.com/office/2006/metadata/properties" ma:root="true" ma:fieldsID="d06d8b5c4036d08665a49476e2e0a1f7" ns2:_="" ns3:_="">
     <xsd:import namespace="9c9658b7-70b6-4a85-98d8-6fbbaa45c305"/>
@@ -11255,19 +11269,8 @@
 </ct:contentTypeSchema>
 </file>
 
-<file path=customXml/item4.xml><?xml version="1.0" encoding="utf-8"?>
-<?mso-contentType ?>
-<FormTemplates xmlns="http://schemas.microsoft.com/sharepoint/v3/contenttype/forms">
-  <Display>DocumentLibraryForm</Display>
-  <Edit>DocumentLibraryForm</Edit>
-  <New>DocumentLibraryForm</New>
-</FormTemplates>
-</file>
-
 <file path=customXml/item5.xml><?xml version="1.0" encoding="utf-8"?>
-<p:properties xmlns:p="http://schemas.microsoft.com/office/2006/metadata/properties" xmlns:xsi="http://www.w3.org/2001/XMLSchema-instance" xmlns:pc="http://schemas.microsoft.com/office/infopath/2007/PartnerControls">
-  <documentManagement/>
-</p:properties>
+<b:Sources xmlns:b="http://schemas.openxmlformats.org/officeDocument/2006/bibliography" xmlns="http://schemas.openxmlformats.org/officeDocument/2006/bibliography" SelectedStyle="\APA.XSL" StyleName="APA"/>
 </file>
 
 <file path=customXml/itemProps1.xml><?xml version="1.0" encoding="utf-8"?>
@@ -11279,14 +11282,23 @@
 </file>
 
 <file path=customXml/itemProps2.xml><?xml version="1.0" encoding="utf-8"?>
-<ds:datastoreItem xmlns:ds="http://schemas.openxmlformats.org/officeDocument/2006/customXml" ds:itemID="{59CD317E-5156-4C3B-90E9-8DED7CA2EC5E}">
+<ds:datastoreItem xmlns:ds="http://schemas.openxmlformats.org/officeDocument/2006/customXml" ds:itemID="{49D8654D-D35F-45A1-916C-E770D409409A}">
   <ds:schemaRefs>
-    <ds:schemaRef ds:uri="http://schemas.openxmlformats.org/officeDocument/2006/bibliography"/>
+    <ds:schemaRef ds:uri="http://schemas.microsoft.com/office/2006/metadata/properties"/>
+    <ds:schemaRef ds:uri="http://schemas.microsoft.com/office/infopath/2007/PartnerControls"/>
   </ds:schemaRefs>
 </ds:datastoreItem>
 </file>
 
 <file path=customXml/itemProps3.xml><?xml version="1.0" encoding="utf-8"?>
+<ds:datastoreItem xmlns:ds="http://schemas.openxmlformats.org/officeDocument/2006/customXml" ds:itemID="{D2CF7831-0288-43C5-9AFD-4D67A1E58A9C}">
+  <ds:schemaRefs>
+    <ds:schemaRef ds:uri="http://schemas.microsoft.com/sharepoint/v3/contenttype/forms"/>
+  </ds:schemaRefs>
+</ds:datastoreItem>
+</file>
+
+<file path=customXml/itemProps4.xml><?xml version="1.0" encoding="utf-8"?>
 <ds:datastoreItem xmlns:ds="http://schemas.openxmlformats.org/officeDocument/2006/customXml" ds:itemID="{6FA82E95-11C5-463A-AADD-8A833425D8D2}">
   <ds:schemaRefs>
     <ds:schemaRef ds:uri="http://schemas.microsoft.com/office/2006/metadata/contentType"/>
@@ -11305,19 +11317,10 @@
 </ds:datastoreItem>
 </file>
 
-<file path=customXml/itemProps4.xml><?xml version="1.0" encoding="utf-8"?>
-<ds:datastoreItem xmlns:ds="http://schemas.openxmlformats.org/officeDocument/2006/customXml" ds:itemID="{D2CF7831-0288-43C5-9AFD-4D67A1E58A9C}">
+<file path=customXml/itemProps5.xml><?xml version="1.0" encoding="utf-8"?>
+<ds:datastoreItem xmlns:ds="http://schemas.openxmlformats.org/officeDocument/2006/customXml" ds:itemID="{59CD317E-5156-4C3B-90E9-8DED7CA2EC5E}">
   <ds:schemaRefs>
-    <ds:schemaRef ds:uri="http://schemas.microsoft.com/sharepoint/v3/contenttype/forms"/>
-  </ds:schemaRefs>
-</ds:datastoreItem>
-</file>
-
-<file path=customXml/itemProps5.xml><?xml version="1.0" encoding="utf-8"?>
-<ds:datastoreItem xmlns:ds="http://schemas.openxmlformats.org/officeDocument/2006/customXml" ds:itemID="{49D8654D-D35F-45A1-916C-E770D409409A}">
-  <ds:schemaRefs>
-    <ds:schemaRef ds:uri="http://schemas.microsoft.com/office/2006/metadata/properties"/>
-    <ds:schemaRef ds:uri="http://schemas.microsoft.com/office/infopath/2007/PartnerControls"/>
+    <ds:schemaRef ds:uri="http://schemas.openxmlformats.org/officeDocument/2006/bibliography"/>
   </ds:schemaRefs>
 </ds:datastoreItem>
 </file>